--- a/report/report.docx
+++ b/report/report.docx
@@ -6309,7 +6309,7 @@
     </w:p>
     <w:p>
       <w:r>
-        <w:t>The app was deployed from a public GitHub repository on Streamlit Cloud at [paste live URL and repo — Phase 10]. It reads only precomputed results and hosted prices via the course helper. The sentiment model runs strictly at build time. The only live arithmetic is display math. Each tab functions as an isolated fragment. A control redraws only its own tab. The app survives data host downtime by degrading to a stated message. The product intentionally excludes certain features. It offers no point forecasts. It performs no live rebalancing. It runs no live reoptimisation. The About and Data tab carries an explicit coursework and non-investment-advice statement to ensure full transparency.</w:t>
+        <w:t>The app was deployed from a public GitHub repository on Streamlit Cloud at https://projectb-quokka-funds-ihndbhpfsgr2aqfwey6ees.streamlit.app (repository: https://github.com/lucassun-unsw/projectb-quokka-funds). It reads only precomputed results and hosted prices via the course helper. The sentiment model runs strictly at build time. The only live arithmetic is display math. Each tab functions as an isolated fragment. A control redraws only its own tab. The app survives data host downtime by degrading to a stated message. The product intentionally excludes certain features. It offers no point forecasts. It performs no live rebalancing. It runs no live reoptimisation. The About and Data tab carries an explicit coursework and non-investment-advice statement to ensure full transparency.</w:t>
       </w:r>
     </w:p>
     <w:p/>
@@ -6560,7 +6560,7 @@
         </w:r>
       </w:fldSimple>
       <w:r>
-        <w:t>. The Quokka fact-sheet tab as deployed, showing the co-crash stress panel for the recommended fund. Captured from the live application at [paste the share.streamlit.io URL here].</w:t>
+        <w:t>. The Quokka fact-sheet tab as deployed, showing the co-crash stress panel for the recommended fund. Captured from the live application at https://projectb-quokka-funds-ihndbhpfsgr2aqfwey6ees.streamlit.app.</w:t>
       </w:r>
     </w:p>
     <w:p>

--- a/report/report.docx
+++ b/report/report.docx
@@ -3550,11 +3550,9 @@
         <w:t xml:space="preserve">he XLM-USD rally of 74.9% on 2021-01-06 sits at the 56th percentile and is correctly not flagged. An index flagging that rally as fear would be reacting to news volume. </w:t>
       </w:r>
       <w:r>
-        <w:t>This one separate</w:t>
+        <w:t>This one separates volume from sentiment.</w:t>
       </w:r>
-      <w:r>
-        <w:t xml:space="preserve"> volume from sentiment.</w:t>
-      </w:r>
+      <w:r/>
     </w:p>
     <w:p>
       <w:r>
@@ -4565,13 +4563,11 @@
     </w:p>
     <w:p>
       <w:r>
-        <w:t xml:space="preserve">The 5% threshold isolates 9 days. Eight of these </w:t>
+        <w:t>The 5% threshold isolates 9 days. Eight of these fall in a single 2022 market episode.</w:t>
       </w:r>
+      <w:r/>
       <w:r>
-        <w:t>falls</w:t>
-      </w:r>
-      <w:r>
-        <w:t xml:space="preserve"> in a single 2022 market episode. The 10% threshold yields 22 days spread across multiple years. This makes it the better baseline. On these 22 worst days, Min-Variance and Min-CVaR fall 1.44% and 1.52% respectively (Figure 5). Risk Parity drops 2.46%. Max-Sharpe falls 3.21%. A paired bootstrap evaluates these differences. A paired draw is used because fund returns correlate highly. Against Min-Variance, the Min-CVaR deficit of 0.08 percentage points is not distinguishable. The interval spans -0.19 to 0.04. Risk Parity and Max-Sharpe </w:t>
+        <w:t xml:space="preserve"> The 10% threshold yields 22 days spread across multiple years. This makes it the better baseline. On these 22 worst days, Min-Variance and Min-CVaR fall 1.44% and 1.52% respectively (Figure 5). Risk Parity drops 2.46%. Max-Sharpe falls 3.21%. A paired bootstrap evaluates these differences. A paired draw is used because fund returns correlate highly. Against Min-Variance, the Min-CVaR deficit of 0.08 percentage points is not distinguishable. The interval spans -0.19 to 0.04. Risk Parity and Max-Sharpe </w:t>
       </w:r>
       <w:r>
         <w:lastRenderedPageBreak/>
@@ -6053,27 +6049,14 @@
       <w:r>
         <w:t xml:space="preserve">Table </w:t>
       </w:r>
-      <w:r>
-        <w:fldChar w:fldCharType="begin"/>
-      </w:r>
-      <w:r>
-        <w:instrText xml:space="preserve"> SEQ Table \* ARABIC </w:instrText>
-      </w:r>
-      <w:r>
-        <w:fldChar w:fldCharType="separate"/>
-      </w:r>
-      <w:r>
-        <w:rPr>
-          <w:noProof/>
-        </w:rPr>
-        <w:t>4</w:t>
-      </w:r>
-      <w:r>
-        <w:rPr>
-          <w:noProof/>
-        </w:rPr>
-        <w:fldChar w:fldCharType="end"/>
-      </w:r>
+      <w:fldSimple w:instr=" SEQ Table \* ARABIC ">
+        <w:r>
+          <w:rPr>
+            <w:noProof/>
+          </w:rPr>
+          <w:t>4</w:t>
+        </w:r>
+      </w:fldSimple>
       <w:r>
         <w:t>. Sentiment fusion before and after, per fund. Sharpe ratios use a risk-free rate of zero; Delta is tilted minus base, reported gross and net of 20 basis points per unit of two-way turnover. Tilt strength k = 0.10, clipped at plus or minus two standard deviations, applied to the equity sleeve only and lagged at least one trading day. Maximum drawdown is in percent. Sample: 2021-01-04 to 2023-12-29, 252-day calendar. Source: results/tables/fusion_before_after.csv.</w:t>
       </w:r>
@@ -6309,7 +6292,59 @@
     </w:p>
     <w:p>
       <w:r>
-        <w:t>The app was deployed from a public GitHub repository on Streamlit Cloud at https://projectb-quokka-funds-ihndbhpfsgr2aqfwey6ees.streamlit.app (repository: https://github.com/lucassun-unsw/projectb-quokka-funds). It reads only precomputed results and hosted prices via the course helper. The sentiment model runs strictly at build time. The only live arithmetic is display math. Each tab functions as an isolated fragment. A control redraws only its own tab. The app survives data host downtime by degrading to a stated message. The product intentionally excludes certain features. It offers no point forecasts. It performs no live rebalancing. It runs no live reoptimisation. The About and Data tab carries an explicit coursework and non-investment-advice statement to ensure full transparency.</w:t>
+        <w:t xml:space="preserve">The app was deployed from a public GitHub repository on Streamlit Cloud at </w:t>
+      </w:r>
+      <w:r>
+        <w:rPr>
+          <w:rFonts w:hint="eastAsia"/>
+        </w:rPr>
+        <w:t>“</w:t>
+      </w:r>
+      <w:r>
+        <w:t>https://projectb-quokka-funds-ihndbhpfsgr2aqfwey6ees.streamlit.app</w:t>
+      </w:r>
+      <w:r>
+        <w:rPr>
+          <w:rFonts w:hint="eastAsia"/>
+        </w:rPr>
+        <w:t>”</w:t>
+      </w:r>
+      <w:r>
+        <w:t xml:space="preserve"> (repository: </w:t>
+      </w:r>
+      <w:r>
+        <w:rPr>
+          <w:rFonts w:hint="eastAsia"/>
+        </w:rPr>
+        <w:t>“</w:t>
+      </w:r>
+      <w:r>
+        <w:t>https://github.com/</w:t>
+      </w:r>
+      <w:proofErr w:type="spellStart"/>
+      <w:r>
+        <w:t>lucassun-unsw</w:t>
+      </w:r>
+      <w:proofErr w:type="spellEnd"/>
+      <w:r>
+        <w:t>/</w:t>
+      </w:r>
+      <w:proofErr w:type="spellStart"/>
+      <w:r>
+        <w:t>projectb</w:t>
+      </w:r>
+      <w:proofErr w:type="spellEnd"/>
+      <w:r>
+        <w:t>-quokka-funds</w:t>
+      </w:r>
+      <w:r>
+        <w:rPr>
+          <w:rFonts w:hint="eastAsia"/>
+        </w:rPr>
+        <w:t>”</w:t>
+      </w:r>
+      <w:r>
+        <w:t>). It reads only precomputed results and hosted prices via the course helper. The sentiment model runs strictly at build time. The only live arithmetic is display math. Each tab functions as an isolated fragment. A control redraws only its own tab. The app survives data host downtime by degrading to a stated message. The product intentionally excludes certain features. It offers no point forecasts. It performs no live rebalancing. It runs no live reoptimisation. The About and Data tab carries an explicit coursework and non-investment-advice statement to ensure full transparency.</w:t>
       </w:r>
     </w:p>
     <w:p/>
@@ -6535,13 +6570,54 @@
       <w:bookmarkEnd w:id="14"/>
     </w:p>
     <w:p>
+      <w:pPr>
+        <w:pStyle w:val="Caption"/>
+      </w:pPr>
       <w:r>
         <w:rPr>
-          <w:i/>
-          <w:color w:val="000000"/>
-          <w:sz w:val="18"/>
+          <w:noProof/>
         </w:rPr>
-        <w:t>[Figure A2 is a screenshot of the deployed app's fact-sheet tab showing the Key facts block (management fee, inception, rebalance, holdings, cap, calendar) AND the co-crash panel - the fee line is the visual proof of the revenue model, so do not crop it out. CAPTURE IT FROM THE LIVE share.streamlit.io URL AFTER PHASE 10, never from localhost. Insert the image above the caption below, then delete this line.  DELETE THIS LINE.]</w:t>
+        <w:drawing>
+          <wp:inline distT="0" distB="0" distL="0" distR="0" wp14:anchorId="45D8C3F3" wp14:editId="2C3EB54B">
+            <wp:extent cx="5731510" cy="3676650"/>
+            <wp:effectExtent l="0" t="0" r="0" b="6350"/>
+            <wp:docPr id="2004045892" name="Picture 1"/>
+            <wp:cNvGraphicFramePr>
+              <a:graphicFrameLocks xmlns:a="http://schemas.openxmlformats.org/drawingml/2006/main" noChangeAspect="1"/>
+            </wp:cNvGraphicFramePr>
+            <a:graphic xmlns:a="http://schemas.openxmlformats.org/drawingml/2006/main">
+              <a:graphicData uri="http://schemas.openxmlformats.org/drawingml/2006/picture">
+                <pic:pic xmlns:pic="http://schemas.openxmlformats.org/drawingml/2006/picture">
+                  <pic:nvPicPr>
+                    <pic:cNvPr id="2004045892" name="Picture 2004045892"/>
+                    <pic:cNvPicPr/>
+                  </pic:nvPicPr>
+                  <pic:blipFill>
+                    <a:blip r:embed="rId16" cstate="print">
+                      <a:extLst>
+                        <a:ext uri="{28A0092B-C50C-407E-A947-70E740481C1C}">
+                          <a14:useLocalDpi xmlns:a14="http://schemas.microsoft.com/office/drawing/2010/main" val="0"/>
+                        </a:ext>
+                      </a:extLst>
+                    </a:blip>
+                    <a:stretch>
+                      <a:fillRect/>
+                    </a:stretch>
+                  </pic:blipFill>
+                  <pic:spPr>
+                    <a:xfrm>
+                      <a:off x="0" y="0"/>
+                      <a:ext cx="5731510" cy="3676650"/>
+                    </a:xfrm>
+                    <a:prstGeom prst="rect">
+                      <a:avLst/>
+                    </a:prstGeom>
+                  </pic:spPr>
+                </pic:pic>
+              </a:graphicData>
+            </a:graphic>
+          </wp:inline>
+        </w:drawing>
       </w:r>
     </w:p>
     <w:p>
@@ -6566,8 +6642,8 @@
     <w:p>
       <w:pPr>
         <w:sectPr>
-          <w:footerReference w:type="even" r:id="rId16"/>
-          <w:footerReference w:type="default" r:id="rId17"/>
+          <w:footerReference w:type="even" r:id="rId17"/>
+          <w:footerReference w:type="default" r:id="rId18"/>
           <w:pgSz w:w="11906" w:h="16838"/>
           <w:pgMar w:top="1440" w:right="1440" w:bottom="1440" w:left="1440" w:header="708" w:footer="708" w:gutter="0"/>
           <w:cols w:space="708"/>

--- a/report/report.docx
+++ b/report/report.docx
@@ -33,7 +33,7 @@
       <w:pPr>
         <w:pStyle w:val="Heading1"/>
       </w:pPr>
-      <w:bookmarkStart w:id="0" w:name="_Toc237023273"/>
+      <w:bookmarkStart w:id="0" w:name="_Toc237119652"/>
       <w:r>
         <w:t>Table of Contents</w:t>
       </w:r>
@@ -60,7 +60,7 @@
       <w:r>
         <w:fldChar w:fldCharType="separate"/>
       </w:r>
-      <w:hyperlink w:anchor="_Toc237023273" w:history="1">
+      <w:hyperlink w:anchor="_Toc237119652" w:history="1">
         <w:r>
           <w:rPr>
             <w:rStyle w:val="Hyperlink"/>
@@ -87,7 +87,7 @@
             <w:noProof/>
             <w:webHidden/>
           </w:rPr>
-          <w:instrText xml:space="preserve"> PAGEREF _Toc237023273 \h </w:instrText>
+          <w:instrText xml:space="preserve"> PAGEREF _Toc237119652 \h </w:instrText>
         </w:r>
         <w:r>
           <w:rPr>
@@ -130,7 +130,7 @@
           <w:sz w:val="24"/>
         </w:rPr>
       </w:pPr>
-      <w:hyperlink w:anchor="_Toc237023274" w:history="1">
+      <w:hyperlink w:anchor="_Toc237119653" w:history="1">
         <w:r>
           <w:rPr>
             <w:rStyle w:val="Hyperlink"/>
@@ -157,7 +157,7 @@
             <w:noProof/>
             <w:webHidden/>
           </w:rPr>
-          <w:instrText xml:space="preserve"> PAGEREF _Toc237023274 \h </w:instrText>
+          <w:instrText xml:space="preserve"> PAGEREF _Toc237119653 \h </w:instrText>
         </w:r>
         <w:r>
           <w:rPr>
@@ -200,7 +200,7 @@
           <w:sz w:val="24"/>
         </w:rPr>
       </w:pPr>
-      <w:hyperlink w:anchor="_Toc237023275" w:history="1">
+      <w:hyperlink w:anchor="_Toc237119654" w:history="1">
         <w:r>
           <w:rPr>
             <w:rStyle w:val="Hyperlink"/>
@@ -227,7 +227,7 @@
             <w:noProof/>
             <w:webHidden/>
           </w:rPr>
-          <w:instrText xml:space="preserve"> PAGEREF _Toc237023275 \h </w:instrText>
+          <w:instrText xml:space="preserve"> PAGEREF _Toc237119654 \h </w:instrText>
         </w:r>
         <w:r>
           <w:rPr>
@@ -270,7 +270,7 @@
           <w:sz w:val="24"/>
         </w:rPr>
       </w:pPr>
-      <w:hyperlink w:anchor="_Toc237023276" w:history="1">
+      <w:hyperlink w:anchor="_Toc237119655" w:history="1">
         <w:r>
           <w:rPr>
             <w:rStyle w:val="Hyperlink"/>
@@ -297,7 +297,7 @@
             <w:noProof/>
             <w:webHidden/>
           </w:rPr>
-          <w:instrText xml:space="preserve"> PAGEREF _Toc237023276 \h </w:instrText>
+          <w:instrText xml:space="preserve"> PAGEREF _Toc237119655 \h </w:instrText>
         </w:r>
         <w:r>
           <w:rPr>
@@ -340,7 +340,7 @@
           <w:sz w:val="24"/>
         </w:rPr>
       </w:pPr>
-      <w:hyperlink w:anchor="_Toc237023277" w:history="1">
+      <w:hyperlink w:anchor="_Toc237119656" w:history="1">
         <w:r>
           <w:rPr>
             <w:rStyle w:val="Hyperlink"/>
@@ -367,7 +367,7 @@
             <w:noProof/>
             <w:webHidden/>
           </w:rPr>
-          <w:instrText xml:space="preserve"> PAGEREF _Toc237023277 \h </w:instrText>
+          <w:instrText xml:space="preserve"> PAGEREF _Toc237119656 \h </w:instrText>
         </w:r>
         <w:r>
           <w:rPr>
@@ -410,7 +410,7 @@
           <w:sz w:val="24"/>
         </w:rPr>
       </w:pPr>
-      <w:hyperlink w:anchor="_Toc237023278" w:history="1">
+      <w:hyperlink w:anchor="_Toc237119657" w:history="1">
         <w:r>
           <w:rPr>
             <w:rStyle w:val="Hyperlink"/>
@@ -437,7 +437,7 @@
             <w:noProof/>
             <w:webHidden/>
           </w:rPr>
-          <w:instrText xml:space="preserve"> PAGEREF _Toc237023278 \h </w:instrText>
+          <w:instrText xml:space="preserve"> PAGEREF _Toc237119657 \h </w:instrText>
         </w:r>
         <w:r>
           <w:rPr>
@@ -480,7 +480,7 @@
           <w:sz w:val="24"/>
         </w:rPr>
       </w:pPr>
-      <w:hyperlink w:anchor="_Toc237023279" w:history="1">
+      <w:hyperlink w:anchor="_Toc237119658" w:history="1">
         <w:r>
           <w:rPr>
             <w:rStyle w:val="Hyperlink"/>
@@ -507,7 +507,7 @@
             <w:noProof/>
             <w:webHidden/>
           </w:rPr>
-          <w:instrText xml:space="preserve"> PAGEREF _Toc237023279 \h </w:instrText>
+          <w:instrText xml:space="preserve"> PAGEREF _Toc237119658 \h </w:instrText>
         </w:r>
         <w:r>
           <w:rPr>
@@ -527,7 +527,7 @@
             <w:noProof/>
             <w:webHidden/>
           </w:rPr>
-          <w:t>10</w:t>
+          <w:t>9</w:t>
         </w:r>
         <w:r>
           <w:rPr>
@@ -550,7 +550,7 @@
           <w:sz w:val="24"/>
         </w:rPr>
       </w:pPr>
-      <w:hyperlink w:anchor="_Toc237023280" w:history="1">
+      <w:hyperlink w:anchor="_Toc237119659" w:history="1">
         <w:r>
           <w:rPr>
             <w:rStyle w:val="Hyperlink"/>
@@ -577,7 +577,7 @@
             <w:noProof/>
             <w:webHidden/>
           </w:rPr>
-          <w:instrText xml:space="preserve"> PAGEREF _Toc237023280 \h </w:instrText>
+          <w:instrText xml:space="preserve"> PAGEREF _Toc237119659 \h </w:instrText>
         </w:r>
         <w:r>
           <w:rPr>
@@ -620,7 +620,7 @@
           <w:sz w:val="24"/>
         </w:rPr>
       </w:pPr>
-      <w:hyperlink w:anchor="_Toc237023281" w:history="1">
+      <w:hyperlink w:anchor="_Toc237119660" w:history="1">
         <w:r>
           <w:rPr>
             <w:rStyle w:val="Hyperlink"/>
@@ -647,7 +647,77 @@
             <w:noProof/>
             <w:webHidden/>
           </w:rPr>
-          <w:instrText xml:space="preserve"> PAGEREF _Toc237023281 \h </w:instrText>
+          <w:instrText xml:space="preserve"> PAGEREF _Toc237119660 \h </w:instrText>
+        </w:r>
+        <w:r>
+          <w:rPr>
+            <w:noProof/>
+            <w:webHidden/>
+          </w:rPr>
+        </w:r>
+        <w:r>
+          <w:rPr>
+            <w:noProof/>
+            <w:webHidden/>
+          </w:rPr>
+          <w:fldChar w:fldCharType="separate"/>
+        </w:r>
+        <w:r>
+          <w:rPr>
+            <w:noProof/>
+            <w:webHidden/>
+          </w:rPr>
+          <w:t>11</w:t>
+        </w:r>
+        <w:r>
+          <w:rPr>
+            <w:noProof/>
+            <w:webHidden/>
+          </w:rPr>
+          <w:fldChar w:fldCharType="end"/>
+        </w:r>
+      </w:hyperlink>
+    </w:p>
+    <w:p>
+      <w:pPr>
+        <w:pStyle w:val="TOC2"/>
+        <w:tabs>
+          <w:tab w:val="right" w:leader="dot" w:pos="9016"/>
+        </w:tabs>
+        <w:rPr>
+          <w:rFonts w:asciiTheme="minorHAnsi" w:eastAsiaTheme="minorEastAsia" w:hAnsiTheme="minorHAnsi" w:cstheme="minorBidi"/>
+          <w:noProof/>
+          <w:sz w:val="24"/>
+        </w:rPr>
+      </w:pPr>
+      <w:hyperlink w:anchor="_Toc237119661" w:history="1">
+        <w:r>
+          <w:rPr>
+            <w:rStyle w:val="Hyperlink"/>
+            <w:noProof/>
+          </w:rPr>
+          <w:t>Extending the finance lexicon</w:t>
+        </w:r>
+        <w:r>
+          <w:rPr>
+            <w:noProof/>
+            <w:webHidden/>
+          </w:rPr>
+          <w:tab/>
+        </w:r>
+        <w:r>
+          <w:rPr>
+            <w:noProof/>
+            <w:webHidden/>
+          </w:rPr>
+          <w:fldChar w:fldCharType="begin"/>
+        </w:r>
+        <w:r>
+          <w:rPr>
+            <w:noProof/>
+            <w:webHidden/>
+          </w:rPr>
+          <w:instrText xml:space="preserve"> PAGEREF _Toc237119661 \h </w:instrText>
         </w:r>
         <w:r>
           <w:rPr>
@@ -680,7 +750,7 @@
     </w:p>
     <w:p>
       <w:pPr>
-        <w:pStyle w:val="TOC2"/>
+        <w:pStyle w:val="TOC1"/>
         <w:tabs>
           <w:tab w:val="right" w:leader="dot" w:pos="9016"/>
         </w:tabs>
@@ -690,13 +760,13 @@
           <w:sz w:val="24"/>
         </w:rPr>
       </w:pPr>
-      <w:hyperlink w:anchor="_Toc237023282" w:history="1">
+      <w:hyperlink w:anchor="_Toc237119662" w:history="1">
         <w:r>
           <w:rPr>
             <w:rStyle w:val="Hyperlink"/>
             <w:noProof/>
           </w:rPr>
-          <w:t>Extending the finance lexicon</w:t>
+          <w:t>The app and the investor journey</w:t>
         </w:r>
         <w:r>
           <w:rPr>
@@ -717,7 +787,7 @@
             <w:noProof/>
             <w:webHidden/>
           </w:rPr>
-          <w:instrText xml:space="preserve"> PAGEREF _Toc237023282 \h </w:instrText>
+          <w:instrText xml:space="preserve"> PAGEREF _Toc237119662 \h </w:instrText>
         </w:r>
         <w:r>
           <w:rPr>
@@ -760,77 +830,7 @@
           <w:sz w:val="24"/>
         </w:rPr>
       </w:pPr>
-      <w:hyperlink w:anchor="_Toc237023283" w:history="1">
-        <w:r>
-          <w:rPr>
-            <w:rStyle w:val="Hyperlink"/>
-            <w:noProof/>
-          </w:rPr>
-          <w:t>The app and the investor journey</w:t>
-        </w:r>
-        <w:r>
-          <w:rPr>
-            <w:noProof/>
-            <w:webHidden/>
-          </w:rPr>
-          <w:tab/>
-        </w:r>
-        <w:r>
-          <w:rPr>
-            <w:noProof/>
-            <w:webHidden/>
-          </w:rPr>
-          <w:fldChar w:fldCharType="begin"/>
-        </w:r>
-        <w:r>
-          <w:rPr>
-            <w:noProof/>
-            <w:webHidden/>
-          </w:rPr>
-          <w:instrText xml:space="preserve"> PAGEREF _Toc237023283 \h </w:instrText>
-        </w:r>
-        <w:r>
-          <w:rPr>
-            <w:noProof/>
-            <w:webHidden/>
-          </w:rPr>
-        </w:r>
-        <w:r>
-          <w:rPr>
-            <w:noProof/>
-            <w:webHidden/>
-          </w:rPr>
-          <w:fldChar w:fldCharType="separate"/>
-        </w:r>
-        <w:r>
-          <w:rPr>
-            <w:noProof/>
-            <w:webHidden/>
-          </w:rPr>
-          <w:t>13</w:t>
-        </w:r>
-        <w:r>
-          <w:rPr>
-            <w:noProof/>
-            <w:webHidden/>
-          </w:rPr>
-          <w:fldChar w:fldCharType="end"/>
-        </w:r>
-      </w:hyperlink>
-    </w:p>
-    <w:p>
-      <w:pPr>
-        <w:pStyle w:val="TOC1"/>
-        <w:tabs>
-          <w:tab w:val="right" w:leader="dot" w:pos="9016"/>
-        </w:tabs>
-        <w:rPr>
-          <w:rFonts w:asciiTheme="minorHAnsi" w:eastAsiaTheme="minorEastAsia" w:hAnsiTheme="minorHAnsi" w:cstheme="minorBidi"/>
-          <w:noProof/>
-          <w:sz w:val="24"/>
-        </w:rPr>
-      </w:pPr>
-      <w:hyperlink w:anchor="_Toc237023284" w:history="1">
+      <w:hyperlink w:anchor="_Toc237119663" w:history="1">
         <w:r>
           <w:rPr>
             <w:rStyle w:val="Hyperlink"/>
@@ -857,7 +857,7 @@
             <w:noProof/>
             <w:webHidden/>
           </w:rPr>
-          <w:instrText xml:space="preserve"> PAGEREF _Toc237023284 \h </w:instrText>
+          <w:instrText xml:space="preserve"> PAGEREF _Toc237119663 \h </w:instrText>
         </w:r>
         <w:r>
           <w:rPr>
@@ -877,7 +877,7 @@
             <w:noProof/>
             <w:webHidden/>
           </w:rPr>
-          <w:t>15</w:t>
+          <w:t>14</w:t>
         </w:r>
         <w:r>
           <w:rPr>
@@ -900,7 +900,7 @@
           <w:sz w:val="24"/>
         </w:rPr>
       </w:pPr>
-      <w:hyperlink w:anchor="_Toc237023285" w:history="1">
+      <w:hyperlink w:anchor="_Toc237119664" w:history="1">
         <w:r>
           <w:rPr>
             <w:rStyle w:val="Hyperlink"/>
@@ -927,7 +927,147 @@
             <w:noProof/>
             <w:webHidden/>
           </w:rPr>
-          <w:instrText xml:space="preserve"> PAGEREF _Toc237023285 \h </w:instrText>
+          <w:instrText xml:space="preserve"> PAGEREF _Toc237119664 \h </w:instrText>
+        </w:r>
+        <w:r>
+          <w:rPr>
+            <w:noProof/>
+            <w:webHidden/>
+          </w:rPr>
+        </w:r>
+        <w:r>
+          <w:rPr>
+            <w:noProof/>
+            <w:webHidden/>
+          </w:rPr>
+          <w:fldChar w:fldCharType="separate"/>
+        </w:r>
+        <w:r>
+          <w:rPr>
+            <w:noProof/>
+            <w:webHidden/>
+          </w:rPr>
+          <w:t>16</w:t>
+        </w:r>
+        <w:r>
+          <w:rPr>
+            <w:noProof/>
+            <w:webHidden/>
+          </w:rPr>
+          <w:fldChar w:fldCharType="end"/>
+        </w:r>
+      </w:hyperlink>
+    </w:p>
+    <w:p>
+      <w:pPr>
+        <w:pStyle w:val="TOC2"/>
+        <w:tabs>
+          <w:tab w:val="right" w:leader="dot" w:pos="9016"/>
+        </w:tabs>
+        <w:rPr>
+          <w:rFonts w:asciiTheme="minorHAnsi" w:eastAsiaTheme="minorEastAsia" w:hAnsiTheme="minorHAnsi" w:cstheme="minorBidi"/>
+          <w:noProof/>
+          <w:sz w:val="24"/>
+        </w:rPr>
+      </w:pPr>
+      <w:hyperlink w:anchor="_Toc237119665" w:history="1">
+        <w:r>
+          <w:rPr>
+            <w:rStyle w:val="Hyperlink"/>
+            <w:noProof/>
+          </w:rPr>
+          <w:t>Appendix A. Portfolio weights</w:t>
+        </w:r>
+        <w:r>
+          <w:rPr>
+            <w:noProof/>
+            <w:webHidden/>
+          </w:rPr>
+          <w:tab/>
+        </w:r>
+        <w:r>
+          <w:rPr>
+            <w:noProof/>
+            <w:webHidden/>
+          </w:rPr>
+          <w:fldChar w:fldCharType="begin"/>
+        </w:r>
+        <w:r>
+          <w:rPr>
+            <w:noProof/>
+            <w:webHidden/>
+          </w:rPr>
+          <w:instrText xml:space="preserve"> PAGEREF _Toc237119665 \h </w:instrText>
+        </w:r>
+        <w:r>
+          <w:rPr>
+            <w:noProof/>
+            <w:webHidden/>
+          </w:rPr>
+        </w:r>
+        <w:r>
+          <w:rPr>
+            <w:noProof/>
+            <w:webHidden/>
+          </w:rPr>
+          <w:fldChar w:fldCharType="separate"/>
+        </w:r>
+        <w:r>
+          <w:rPr>
+            <w:noProof/>
+            <w:webHidden/>
+          </w:rPr>
+          <w:t>16</w:t>
+        </w:r>
+        <w:r>
+          <w:rPr>
+            <w:noProof/>
+            <w:webHidden/>
+          </w:rPr>
+          <w:fldChar w:fldCharType="end"/>
+        </w:r>
+      </w:hyperlink>
+    </w:p>
+    <w:p>
+      <w:pPr>
+        <w:pStyle w:val="TOC2"/>
+        <w:tabs>
+          <w:tab w:val="right" w:leader="dot" w:pos="9016"/>
+        </w:tabs>
+        <w:rPr>
+          <w:rFonts w:asciiTheme="minorHAnsi" w:eastAsiaTheme="minorEastAsia" w:hAnsiTheme="minorHAnsi" w:cstheme="minorBidi"/>
+          <w:noProof/>
+          <w:sz w:val="24"/>
+        </w:rPr>
+      </w:pPr>
+      <w:hyperlink w:anchor="_Toc237119666" w:history="1">
+        <w:r>
+          <w:rPr>
+            <w:rStyle w:val="Hyperlink"/>
+            <w:noProof/>
+          </w:rPr>
+          <w:t>Appendix B. The deployed app</w:t>
+        </w:r>
+        <w:r>
+          <w:rPr>
+            <w:noProof/>
+            <w:webHidden/>
+          </w:rPr>
+          <w:tab/>
+        </w:r>
+        <w:r>
+          <w:rPr>
+            <w:noProof/>
+            <w:webHidden/>
+          </w:rPr>
+          <w:fldChar w:fldCharType="begin"/>
+        </w:r>
+        <w:r>
+          <w:rPr>
+            <w:noProof/>
+            <w:webHidden/>
+          </w:rPr>
+          <w:instrText xml:space="preserve"> PAGEREF _Toc237119666 \h </w:instrText>
         </w:r>
         <w:r>
           <w:rPr>
@@ -970,13 +1110,13 @@
           <w:sz w:val="24"/>
         </w:rPr>
       </w:pPr>
-      <w:hyperlink w:anchor="_Toc237023286" w:history="1">
+      <w:hyperlink w:anchor="_Toc237119667" w:history="1">
         <w:r>
           <w:rPr>
             <w:rStyle w:val="Hyperlink"/>
             <w:noProof/>
           </w:rPr>
-          <w:t>Appendix A. Portfolio weights, full book</w:t>
+          <w:t>Appendix C. Full performance metrics</w:t>
         </w:r>
         <w:r>
           <w:rPr>
@@ -997,77 +1137,7 @@
             <w:noProof/>
             <w:webHidden/>
           </w:rPr>
-          <w:instrText xml:space="preserve"> PAGEREF _Toc237023286 \h </w:instrText>
-        </w:r>
-        <w:r>
-          <w:rPr>
-            <w:noProof/>
-            <w:webHidden/>
-          </w:rPr>
-        </w:r>
-        <w:r>
-          <w:rPr>
-            <w:noProof/>
-            <w:webHidden/>
-          </w:rPr>
-          <w:fldChar w:fldCharType="separate"/>
-        </w:r>
-        <w:r>
-          <w:rPr>
-            <w:noProof/>
-            <w:webHidden/>
-          </w:rPr>
-          <w:t>17</w:t>
-        </w:r>
-        <w:r>
-          <w:rPr>
-            <w:noProof/>
-            <w:webHidden/>
-          </w:rPr>
-          <w:fldChar w:fldCharType="end"/>
-        </w:r>
-      </w:hyperlink>
-    </w:p>
-    <w:p>
-      <w:pPr>
-        <w:pStyle w:val="TOC2"/>
-        <w:tabs>
-          <w:tab w:val="right" w:leader="dot" w:pos="9016"/>
-        </w:tabs>
-        <w:rPr>
-          <w:rFonts w:asciiTheme="minorHAnsi" w:eastAsiaTheme="minorEastAsia" w:hAnsiTheme="minorHAnsi" w:cstheme="minorBidi"/>
-          <w:noProof/>
-          <w:sz w:val="24"/>
-        </w:rPr>
-      </w:pPr>
-      <w:hyperlink w:anchor="_Toc237023287" w:history="1">
-        <w:r>
-          <w:rPr>
-            <w:rStyle w:val="Hyperlink"/>
-            <w:noProof/>
-          </w:rPr>
-          <w:t>Appendix B. The deployed app</w:t>
-        </w:r>
-        <w:r>
-          <w:rPr>
-            <w:noProof/>
-            <w:webHidden/>
-          </w:rPr>
-          <w:tab/>
-        </w:r>
-        <w:r>
-          <w:rPr>
-            <w:noProof/>
-            <w:webHidden/>
-          </w:rPr>
-          <w:fldChar w:fldCharType="begin"/>
-        </w:r>
-        <w:r>
-          <w:rPr>
-            <w:noProof/>
-            <w:webHidden/>
-          </w:rPr>
-          <w:instrText xml:space="preserve"> PAGEREF _Toc237023287 \h </w:instrText>
+          <w:instrText xml:space="preserve"> PAGEREF _Toc237119667 \h </w:instrText>
         </w:r>
         <w:r>
           <w:rPr>
@@ -1110,13 +1180,13 @@
           <w:sz w:val="24"/>
         </w:rPr>
       </w:pPr>
-      <w:hyperlink w:anchor="_Toc237023288" w:history="1">
+      <w:hyperlink w:anchor="_Toc237119668" w:history="1">
         <w:r>
           <w:rPr>
             <w:rStyle w:val="Hyperlink"/>
             <w:noProof/>
           </w:rPr>
-          <w:t>Appendix C. Full performance metrics, including the cost grid</w:t>
+          <w:t>Appendix D. Covariance estimator study</w:t>
         </w:r>
         <w:r>
           <w:rPr>
@@ -1137,7 +1207,7 @@
             <w:noProof/>
             <w:webHidden/>
           </w:rPr>
-          <w:instrText xml:space="preserve"> PAGEREF _Toc237023288 \h </w:instrText>
+          <w:instrText xml:space="preserve"> PAGEREF _Toc237119668 \h </w:instrText>
         </w:r>
         <w:r>
           <w:rPr>
@@ -1180,13 +1250,13 @@
           <w:sz w:val="24"/>
         </w:rPr>
       </w:pPr>
-      <w:hyperlink w:anchor="_Toc237023289" w:history="1">
+      <w:hyperlink w:anchor="_Toc237119669" w:history="1">
         <w:r>
           <w:rPr>
             <w:rStyle w:val="Hyperlink"/>
             <w:noProof/>
           </w:rPr>
-          <w:t>Appendix D. Covariance estimator study</w:t>
+          <w:t>Appendix E. Co-crash panel and bootstrap, in full</w:t>
         </w:r>
         <w:r>
           <w:rPr>
@@ -1207,7 +1277,77 @@
             <w:noProof/>
             <w:webHidden/>
           </w:rPr>
-          <w:instrText xml:space="preserve"> PAGEREF _Toc237023289 \h </w:instrText>
+          <w:instrText xml:space="preserve"> PAGEREF _Toc237119669 \h </w:instrText>
+        </w:r>
+        <w:r>
+          <w:rPr>
+            <w:noProof/>
+            <w:webHidden/>
+          </w:rPr>
+        </w:r>
+        <w:r>
+          <w:rPr>
+            <w:noProof/>
+            <w:webHidden/>
+          </w:rPr>
+          <w:fldChar w:fldCharType="separate"/>
+        </w:r>
+        <w:r>
+          <w:rPr>
+            <w:noProof/>
+            <w:webHidden/>
+          </w:rPr>
+          <w:t>19</w:t>
+        </w:r>
+        <w:r>
+          <w:rPr>
+            <w:noProof/>
+            <w:webHidden/>
+          </w:rPr>
+          <w:fldChar w:fldCharType="end"/>
+        </w:r>
+      </w:hyperlink>
+    </w:p>
+    <w:p>
+      <w:pPr>
+        <w:pStyle w:val="TOC2"/>
+        <w:tabs>
+          <w:tab w:val="right" w:leader="dot" w:pos="9016"/>
+        </w:tabs>
+        <w:rPr>
+          <w:rFonts w:asciiTheme="minorHAnsi" w:eastAsiaTheme="minorEastAsia" w:hAnsiTheme="minorHAnsi" w:cstheme="minorBidi"/>
+          <w:noProof/>
+          <w:sz w:val="24"/>
+        </w:rPr>
+      </w:pPr>
+      <w:hyperlink w:anchor="_Toc237119670" w:history="1">
+        <w:r>
+          <w:rPr>
+            <w:rStyle w:val="Hyperlink"/>
+            <w:noProof/>
+          </w:rPr>
+          <w:t>Appendix F. Current holdings and method separation</w:t>
+        </w:r>
+        <w:r>
+          <w:rPr>
+            <w:noProof/>
+            <w:webHidden/>
+          </w:rPr>
+          <w:tab/>
+        </w:r>
+        <w:r>
+          <w:rPr>
+            <w:noProof/>
+            <w:webHidden/>
+          </w:rPr>
+          <w:fldChar w:fldCharType="begin"/>
+        </w:r>
+        <w:r>
+          <w:rPr>
+            <w:noProof/>
+            <w:webHidden/>
+          </w:rPr>
+          <w:instrText xml:space="preserve"> PAGEREF _Toc237119670 \h </w:instrText>
         </w:r>
         <w:r>
           <w:rPr>
@@ -1250,147 +1390,7 @@
           <w:sz w:val="24"/>
         </w:rPr>
       </w:pPr>
-      <w:hyperlink w:anchor="_Toc237023290" w:history="1">
-        <w:r>
-          <w:rPr>
-            <w:rStyle w:val="Hyperlink"/>
-            <w:noProof/>
-          </w:rPr>
-          <w:t>Appendix E. Co-crash panel and bootstrap, in full</w:t>
-        </w:r>
-        <w:r>
-          <w:rPr>
-            <w:noProof/>
-            <w:webHidden/>
-          </w:rPr>
-          <w:tab/>
-        </w:r>
-        <w:r>
-          <w:rPr>
-            <w:noProof/>
-            <w:webHidden/>
-          </w:rPr>
-          <w:fldChar w:fldCharType="begin"/>
-        </w:r>
-        <w:r>
-          <w:rPr>
-            <w:noProof/>
-            <w:webHidden/>
-          </w:rPr>
-          <w:instrText xml:space="preserve"> PAGEREF _Toc237023290 \h </w:instrText>
-        </w:r>
-        <w:r>
-          <w:rPr>
-            <w:noProof/>
-            <w:webHidden/>
-          </w:rPr>
-        </w:r>
-        <w:r>
-          <w:rPr>
-            <w:noProof/>
-            <w:webHidden/>
-          </w:rPr>
-          <w:fldChar w:fldCharType="separate"/>
-        </w:r>
-        <w:r>
-          <w:rPr>
-            <w:noProof/>
-            <w:webHidden/>
-          </w:rPr>
-          <w:t>21</w:t>
-        </w:r>
-        <w:r>
-          <w:rPr>
-            <w:noProof/>
-            <w:webHidden/>
-          </w:rPr>
-          <w:fldChar w:fldCharType="end"/>
-        </w:r>
-      </w:hyperlink>
-    </w:p>
-    <w:p>
-      <w:pPr>
-        <w:pStyle w:val="TOC2"/>
-        <w:tabs>
-          <w:tab w:val="right" w:leader="dot" w:pos="9016"/>
-        </w:tabs>
-        <w:rPr>
-          <w:rFonts w:asciiTheme="minorHAnsi" w:eastAsiaTheme="minorEastAsia" w:hAnsiTheme="minorHAnsi" w:cstheme="minorBidi"/>
-          <w:noProof/>
-          <w:sz w:val="24"/>
-        </w:rPr>
-      </w:pPr>
-      <w:hyperlink w:anchor="_Toc237023291" w:history="1">
-        <w:r>
-          <w:rPr>
-            <w:rStyle w:val="Hyperlink"/>
-            <w:noProof/>
-          </w:rPr>
-          <w:t>Appendix F. Current holdings and method separation</w:t>
-        </w:r>
-        <w:r>
-          <w:rPr>
-            <w:noProof/>
-            <w:webHidden/>
-          </w:rPr>
-          <w:tab/>
-        </w:r>
-        <w:r>
-          <w:rPr>
-            <w:noProof/>
-            <w:webHidden/>
-          </w:rPr>
-          <w:fldChar w:fldCharType="begin"/>
-        </w:r>
-        <w:r>
-          <w:rPr>
-            <w:noProof/>
-            <w:webHidden/>
-          </w:rPr>
-          <w:instrText xml:space="preserve"> PAGEREF _Toc237023291 \h </w:instrText>
-        </w:r>
-        <w:r>
-          <w:rPr>
-            <w:noProof/>
-            <w:webHidden/>
-          </w:rPr>
-        </w:r>
-        <w:r>
-          <w:rPr>
-            <w:noProof/>
-            <w:webHidden/>
-          </w:rPr>
-          <w:fldChar w:fldCharType="separate"/>
-        </w:r>
-        <w:r>
-          <w:rPr>
-            <w:noProof/>
-            <w:webHidden/>
-          </w:rPr>
-          <w:t>23</w:t>
-        </w:r>
-        <w:r>
-          <w:rPr>
-            <w:noProof/>
-            <w:webHidden/>
-          </w:rPr>
-          <w:fldChar w:fldCharType="end"/>
-        </w:r>
-      </w:hyperlink>
-    </w:p>
-    <w:p>
-      <w:pPr>
-        <w:pStyle w:val="TOC2"/>
-        <w:tabs>
-          <w:tab w:val="right" w:leader="dot" w:pos="9016"/>
-        </w:tabs>
-        <w:rPr>
-          <w:rFonts w:asciiTheme="minorHAnsi" w:eastAsiaTheme="minorEastAsia" w:hAnsiTheme="minorHAnsi" w:cstheme="minorBidi"/>
-          <w:noProof/>
-          <w:sz w:val="24"/>
-        </w:rPr>
-      </w:pPr>
-      <w:hyperlink w:anchor="_Toc237023292" w:history="1">
+      <w:hyperlink w:anchor="_Toc237119671" w:history="1">
         <w:r>
           <w:rPr>
             <w:rStyle w:val="Hyperlink"/>
@@ -1417,7 +1417,7 @@
             <w:noProof/>
             <w:webHidden/>
           </w:rPr>
-          <w:instrText xml:space="preserve"> PAGEREF _Toc237023292 \h </w:instrText>
+          <w:instrText xml:space="preserve"> PAGEREF _Toc237119671 \h </w:instrText>
         </w:r>
         <w:r>
           <w:rPr>
@@ -1437,7 +1437,7 @@
             <w:noProof/>
             <w:webHidden/>
           </w:rPr>
-          <w:t>26</w:t>
+          <w:t>24</w:t>
         </w:r>
         <w:r>
           <w:rPr>
@@ -1460,7 +1460,7 @@
           <w:sz w:val="24"/>
         </w:rPr>
       </w:pPr>
-      <w:hyperlink w:anchor="_Toc237023293" w:history="1">
+      <w:hyperlink w:anchor="_Toc237119672" w:history="1">
         <w:r>
           <w:rPr>
             <w:rStyle w:val="Hyperlink"/>
@@ -1487,7 +1487,7 @@
             <w:noProof/>
             <w:webHidden/>
           </w:rPr>
-          <w:instrText xml:space="preserve"> PAGEREF _Toc237023293 \h </w:instrText>
+          <w:instrText xml:space="preserve"> PAGEREF _Toc237119672 \h </w:instrText>
         </w:r>
         <w:r>
           <w:rPr>
@@ -1507,7 +1507,7 @@
             <w:noProof/>
             <w:webHidden/>
           </w:rPr>
-          <w:t>26</w:t>
+          <w:t>24</w:t>
         </w:r>
         <w:r>
           <w:rPr>
@@ -1530,7 +1530,7 @@
           <w:sz w:val="24"/>
         </w:rPr>
       </w:pPr>
-      <w:hyperlink w:anchor="_Toc237023294" w:history="1">
+      <w:hyperlink w:anchor="_Toc237119673" w:history="1">
         <w:r>
           <w:rPr>
             <w:rStyle w:val="Hyperlink"/>
@@ -1557,7 +1557,7 @@
             <w:noProof/>
             <w:webHidden/>
           </w:rPr>
-          <w:instrText xml:space="preserve"> PAGEREF _Toc237023294 \h </w:instrText>
+          <w:instrText xml:space="preserve"> PAGEREF _Toc237119673 \h </w:instrText>
         </w:r>
         <w:r>
           <w:rPr>
@@ -1577,7 +1577,7 @@
             <w:noProof/>
             <w:webHidden/>
           </w:rPr>
-          <w:t>27</w:t>
+          <w:t>25</w:t>
         </w:r>
         <w:r>
           <w:rPr>
@@ -1600,7 +1600,7 @@
       <w:pPr>
         <w:pStyle w:val="Heading1"/>
       </w:pPr>
-      <w:bookmarkStart w:id="1" w:name="_Toc237023274"/>
+      <w:bookmarkStart w:id="1" w:name="_Toc237119653"/>
       <w:r>
         <w:lastRenderedPageBreak/>
         <w:t>The funds and the backtest design</w:t>
@@ -1788,7 +1788,7 @@
       <w:pPr>
         <w:pStyle w:val="Heading1"/>
       </w:pPr>
-      <w:bookmarkStart w:id="2" w:name="_Toc237023275"/>
+      <w:bookmarkStart w:id="2" w:name="_Toc237119654"/>
       <w:r>
         <w:t>Out-of-sample results and fund fact sheets</w:t>
       </w:r>
@@ -3511,7 +3511,7 @@
       <w:pPr>
         <w:pStyle w:val="Heading1"/>
       </w:pPr>
-      <w:bookmarkStart w:id="3" w:name="_Toc237023276"/>
+      <w:bookmarkStart w:id="3" w:name="_Toc237119655"/>
       <w:r>
         <w:t>The sentiment index</w:t>
       </w:r>
@@ -3552,7 +3552,6 @@
       <w:r>
         <w:t>This one separates volume from sentiment.</w:t>
       </w:r>
-      <w:r/>
     </w:p>
     <w:p>
       <w:r>
@@ -4084,7 +4083,7 @@
       <w:pPr>
         <w:pStyle w:val="Heading1"/>
       </w:pPr>
-      <w:bookmarkStart w:id="4" w:name="_Toc237023277"/>
+      <w:bookmarkStart w:id="4" w:name="_Toc237119656"/>
       <w:r>
         <w:t>Extensions and innovations</w:t>
       </w:r>
@@ -4103,7 +4102,7 @@
           <w:szCs w:val="28"/>
         </w:rPr>
       </w:pPr>
-      <w:bookmarkStart w:id="5" w:name="_Toc237023278"/>
+      <w:bookmarkStart w:id="5" w:name="_Toc237119657"/>
       <w:r>
         <w:rPr>
           <w:sz w:val="24"/>
@@ -4441,7 +4440,7 @@
           <w:szCs w:val="28"/>
         </w:rPr>
       </w:pPr>
-      <w:bookmarkStart w:id="6" w:name="_Toc237023279"/>
+      <w:bookmarkStart w:id="6" w:name="_Toc237119658"/>
       <w:r>
         <w:rPr>
           <w:sz w:val="24"/>
@@ -4563,11 +4562,7 @@
     </w:p>
     <w:p>
       <w:r>
-        <w:t>The 5% threshold isolates 9 days. Eight of these fall in a single 2022 market episode.</w:t>
-      </w:r>
-      <w:r/>
-      <w:r>
-        <w:t xml:space="preserve"> The 10% threshold yields 22 days spread across multiple years. This makes it the better baseline. On these 22 worst days, Min-Variance and Min-CVaR fall 1.44% and 1.52% respectively (Figure 5). Risk Parity drops 2.46%. Max-Sharpe falls 3.21%. A paired bootstrap evaluates these differences. A paired draw is used because fund returns correlate highly. Against Min-Variance, the Min-CVaR deficit of 0.08 percentage points is not distinguishable. The interval spans -0.19 to 0.04. Risk Parity and Max-Sharpe </w:t>
+        <w:t xml:space="preserve">The 5% threshold isolates 9 days. Eight of these fall in a single 2022 market episode. The 10% threshold yields 22 days spread across multiple years. This makes it the better baseline. On these 22 worst days, Min-Variance and Min-CVaR fall 1.44% and 1.52% respectively (Figure 5). Risk Parity drops 2.46%. Max-Sharpe falls 3.21%. A paired bootstrap evaluates these differences. A paired draw is used because fund returns correlate highly. Against Min-Variance, the Min-CVaR deficit of 0.08 percentage points is not distinguishable. The interval spans -0.19 to 0.04. Risk Parity and Max-Sharpe </w:t>
       </w:r>
       <w:r>
         <w:lastRenderedPageBreak/>
@@ -4939,7 +4934,7 @@
           <w:szCs w:val="28"/>
         </w:rPr>
       </w:pPr>
-      <w:bookmarkStart w:id="7" w:name="_Toc237023280"/>
+      <w:bookmarkStart w:id="7" w:name="_Toc237119659"/>
       <w:r>
         <w:rPr>
           <w:sz w:val="24"/>
@@ -5314,7 +5309,7 @@
           <w:szCs w:val="28"/>
         </w:rPr>
       </w:pPr>
-      <w:bookmarkStart w:id="8" w:name="_Toc237023281"/>
+      <w:bookmarkStart w:id="8" w:name="_Toc237119660"/>
       <w:r>
         <w:rPr>
           <w:sz w:val="24"/>
@@ -6140,7 +6135,7 @@
           <w:szCs w:val="28"/>
         </w:rPr>
       </w:pPr>
-      <w:bookmarkStart w:id="9" w:name="_Toc237023282"/>
+      <w:bookmarkStart w:id="9" w:name="_Toc237119661"/>
       <w:r>
         <w:rPr>
           <w:sz w:val="24"/>
@@ -6171,7 +6166,7 @@
       <w:pPr>
         <w:pStyle w:val="Heading1"/>
       </w:pPr>
-      <w:bookmarkStart w:id="10" w:name="_Toc237023283"/>
+      <w:bookmarkStart w:id="10" w:name="_Toc237119662"/>
       <w:r>
         <w:t>The app and the investor journey</w:t>
       </w:r>
@@ -6352,7 +6347,7 @@
       <w:pPr>
         <w:pStyle w:val="Heading1"/>
       </w:pPr>
-      <w:bookmarkStart w:id="11" w:name="_Toc237023284"/>
+      <w:bookmarkStart w:id="11" w:name="_Toc237119663"/>
       <w:r>
         <w:t>Critical reflection and three recommendations</w:t>
       </w:r>
@@ -6411,7 +6406,7 @@
       <w:pPr>
         <w:pStyle w:val="Heading1"/>
       </w:pPr>
-      <w:bookmarkStart w:id="12" w:name="_Toc237023285"/>
+      <w:bookmarkStart w:id="12" w:name="_Toc237119664"/>
       <w:r>
         <w:lastRenderedPageBreak/>
         <w:t>Appendix</w:t>
@@ -6422,7 +6417,7 @@
       <w:pPr>
         <w:pStyle w:val="Heading2"/>
       </w:pPr>
-      <w:bookmarkStart w:id="13" w:name="_Toc237023286"/>
+      <w:bookmarkStart w:id="13" w:name="_Toc237119665"/>
       <w:r>
         <w:t>Appendix A. Portfolio weights</w:t>
       </w:r>
@@ -6562,7 +6557,7 @@
       <w:pPr>
         <w:pStyle w:val="Heading2"/>
       </w:pPr>
-      <w:bookmarkStart w:id="14" w:name="_Toc237023287"/>
+      <w:bookmarkStart w:id="14" w:name="_Toc237119666"/>
       <w:r>
         <w:lastRenderedPageBreak/>
         <w:t>Appendix B. The deployed app</w:t>
@@ -6655,7 +6650,7 @@
       <w:pPr>
         <w:pStyle w:val="Heading2"/>
       </w:pPr>
-      <w:bookmarkStart w:id="15" w:name="_Toc237023288"/>
+      <w:bookmarkStart w:id="15" w:name="_Toc237119667"/>
       <w:r>
         <w:lastRenderedPageBreak/>
         <w:t>Appendix C. Full performance metrics</w:t>
@@ -11195,7 +11190,7 @@
       <w:pPr>
         <w:pStyle w:val="Heading2"/>
       </w:pPr>
-      <w:bookmarkStart w:id="16" w:name="_Toc237023289"/>
+      <w:bookmarkStart w:id="16" w:name="_Toc237119668"/>
       <w:r>
         <w:lastRenderedPageBreak/>
         <w:t>Appendix D. Covariance estimator study</w:t>
@@ -12169,7 +12164,7 @@
       <w:pPr>
         <w:pStyle w:val="Heading2"/>
       </w:pPr>
-      <w:bookmarkStart w:id="17" w:name="_Toc237023290"/>
+      <w:bookmarkStart w:id="17" w:name="_Toc237119669"/>
       <w:r>
         <w:t>Appendix E. Co-crash panel and bootstrap, in full</w:t>
       </w:r>
@@ -15772,7 +15767,7 @@
       <w:pPr>
         <w:pStyle w:val="Heading2"/>
       </w:pPr>
-      <w:bookmarkStart w:id="18" w:name="_Toc237023291"/>
+      <w:bookmarkStart w:id="18" w:name="_Toc237119670"/>
       <w:r>
         <w:t>Appendix F. Current holdings and method separation</w:t>
       </w:r>
@@ -18111,7 +18106,7 @@
       <w:pPr>
         <w:pStyle w:val="Heading2"/>
       </w:pPr>
-      <w:bookmarkStart w:id="19" w:name="_Toc237023292"/>
+      <w:bookmarkStart w:id="19" w:name="_Toc237119671"/>
       <w:r>
         <w:t>Appendix G. Sentiment coverage</w:t>
       </w:r>
@@ -19048,7 +19043,7 @@
       <w:pPr>
         <w:pStyle w:val="Heading2"/>
       </w:pPr>
-      <w:bookmarkStart w:id="20" w:name="_Toc237023293"/>
+      <w:bookmarkStart w:id="20" w:name="_Toc237119672"/>
       <w:r>
         <w:t>Appendix H. Fusion robustness</w:t>
       </w:r>
@@ -19746,7 +19741,7 @@
       <w:pPr>
         <w:pStyle w:val="Heading2"/>
       </w:pPr>
-      <w:bookmarkStart w:id="21" w:name="_Toc237023294"/>
+      <w:bookmarkStart w:id="21" w:name="_Toc237119673"/>
       <w:r>
         <w:t>Appendix I. Lexicon extension</w:t>
       </w:r>

--- a/report/report.docx
+++ b/report/report.docx
@@ -6573,9 +6573,9 @@
           <w:noProof/>
         </w:rPr>
         <w:drawing>
-          <wp:inline distT="0" distB="0" distL="0" distR="0" wp14:anchorId="45D8C3F3" wp14:editId="2C3EB54B">
-            <wp:extent cx="5731510" cy="3676650"/>
-            <wp:effectExtent l="0" t="0" r="0" b="6350"/>
+          <wp:inline distT="0" distB="0" distL="0" distR="0" wp14:anchorId="45D8C3F3" wp14:editId="03185413">
+            <wp:extent cx="5731510" cy="3369556"/>
+            <wp:effectExtent l="0" t="0" r="0" b="0"/>
             <wp:docPr id="2004045892" name="Picture 1"/>
             <wp:cNvGraphicFramePr>
               <a:graphicFrameLocks xmlns:a="http://schemas.openxmlformats.org/drawingml/2006/main" noChangeAspect="1"/>
@@ -6584,7 +6584,7 @@
               <a:graphicData uri="http://schemas.openxmlformats.org/drawingml/2006/picture">
                 <pic:pic xmlns:pic="http://schemas.openxmlformats.org/drawingml/2006/picture">
                   <pic:nvPicPr>
-                    <pic:cNvPr id="2004045892" name="Picture 2004045892"/>
+                    <pic:cNvPr id="2004045892" name="Picture 1"/>
                     <pic:cNvPicPr/>
                   </pic:nvPicPr>
                   <pic:blipFill>
@@ -6602,7 +6602,7 @@
                   <pic:spPr>
                     <a:xfrm>
                       <a:off x="0" y="0"/>
-                      <a:ext cx="5731510" cy="3676650"/>
+                      <a:ext cx="5731510" cy="3369556"/>
                     </a:xfrm>
                     <a:prstGeom prst="rect">
                       <a:avLst/>
@@ -6631,7 +6631,7 @@
         </w:r>
       </w:fldSimple>
       <w:r>
-        <w:t>. The Quokka fact-sheet tab as deployed, showing the co-crash stress panel for the recommended fund. Captured from the live application at https://projectb-quokka-funds-ihndbhpfsgr2aqfwey6ees.streamlit.app.</w:t>
+        <w:t>. The Quokka fact-sheet tab as deployed for the recommended Combined Min-CVaR fund, showing the Key facts block, the 0.35% annual management fee charged on the investor balance, and the out-of-sample growth of $1 and drawdown. Captured from the live application at https://projectb-quokka-funds-ihndbhpfsgr2aqfwey6ees.streamlit.app.</w:t>
       </w:r>
     </w:p>
     <w:p>
@@ -24514,6 +24514,18 @@
       <w:color w:val="666666"/>
     </w:rPr>
   </w:style>
+  <w:style w:type="character" w:styleId="UnresolvedMention">
+    <w:name w:val="Unresolved Mention"/>
+    <w:basedOn w:val="DefaultParagraphFont"/>
+    <w:uiPriority w:val="99"/>
+    <w:semiHidden/>
+    <w:unhideWhenUsed/>
+    <w:rsid w:val="00AA1D85"/>
+    <w:rPr>
+      <w:color w:val="605E5C"/>
+      <w:shd w:val="clear" w:color="auto" w:fill="E1DFDD"/>
+    </w:rPr>
+  </w:style>
 </w:styles>
 </file>
 

--- a/report/report.docx
+++ b/report/report.docx
@@ -3519,7 +3519,7 @@
     </w:p>
     <w:p>
       <w:r>
-        <w:t>Quokka scores headlines with finVADER, a finance-aware extension of VADER. It adds the SentiBigNomics economic lexicon and the Henry financial word list to the general VADER lexicon. The finance lexicon proves its value on this data. The project brief warns that plain VADER scores about half of finance headlines as neutral, and that many of these are false neutrals. This analysis confirms that warning almost exactly. The dataset contains 105,330 distinct headlines. Plain VADER scores 48.09% of them exactly zero, and finVADER reduces this neutral share to 16.0%. Plain VADER produces 50,654 silent headlines. The finance lexicon rescues 34,662 of these silent readings, a 68.4% recovery rate, and grows the working lexicon from 7,502 to 13,324 terms. A compound score of exactly zero means the model found no scored token. It does not indicate balanced news. This recovered signal adds real value rather than smoothing the data.</w:t>
+        <w:t>Quokka scores headlines with finVADER, a finance-aware extension of VADER. It adds the SentiBigNomics economic lexicon and the Henry financial word list to the general VADER lexicon. The finance lexicon proves its value on this data. The project brief warns that plain VADER scores about half of finance headlines as neutral, and that many of these are false neutrals. This analysis confirms that warning almost exactly. The dataset contains 105,330 distinct headlines. Plain VADER scores 48.09% of them exactly zero, and finVADER reduces this neutral share to 16.0%. Plain VADER produces 50,654 silent headlines. The finance lexicon rescues 34,662 of these silent readings, a 68.4% recovery rate, and grows the working lexicon from 7,502 to 13,324 terms. These two figures do not net exactly, because the merged lexicon re-scores in both directions. It rescues plain-VADER neutrals, but it also drives a small number of previously scored headlines to zero. A compound score of exactly zero means the model found no scored token. It does not indicate balanced news. This recovered signal adds real value rather than smoothing the data.</w:t>
       </w:r>
     </w:p>
     <w:p>
